--- a/10/tendencii-razvitiya/Вариант 05.docx
+++ b/10/tendencii-razvitiya/Вариант 05.docx
@@ -85,7 +85,27 @@
     </w:p>
     <w:p>
       <w:r>
+        <w:t>1.1. Распаковка и регистрация................................3</w:t>
+      </w:r>
+    </w:p>
+    <w:p>
+      <w:r>
+        <w:t>1.2. Сопутствующие компоненты................................3</w:t>
+      </w:r>
+    </w:p>
+    <w:p>
+      <w:r>
         <w:t>2. Правильное удаление.......................................4</w:t>
+      </w:r>
+    </w:p>
+    <w:p>
+      <w:r>
+        <w:t>2.1. Удаление средствами системы.............................4</w:t>
+      </w:r>
+    </w:p>
+    <w:p>
+      <w:r>
+        <w:t>2.2. Что остаётся после удаления.............................4</w:t>
       </w:r>
     </w:p>
     <w:p>
@@ -132,6 +152,11 @@
     <w:p/>
     <w:p>
       <w:r>
+        <w:t>1.1. Распаковка и регистрация</w:t>
+      </w:r>
+    </w:p>
+    <w:p>
+      <w:r>
         <w:t>Первое действие установщика — распаковка. Файлы программы копируются в выбранный каталог, обычно в системную папку   для программ. Уже здесь появляется  различие между установкой и простым копированием: программа может занимать не одну  папку.</w:t>
       </w:r>
     </w:p>
@@ -139,6 +164,11 @@
       <w:r>
         <w:tab/>
         <w:t>Второе — регистрация в системе. Программа записывает сведения о себе в системный реестр или  его  аналог: где она лежит, какая у неё версия, какие типы файлов открывает. Отсюда берутся значки в меню и то, что двойной щелчок по документу открывает нужное приложение.</w:t>
+      </w:r>
+    </w:p>
+    <w:p>
+      <w:r>
+        <w:t>1.2. Сопутствующие компоненты</w:t>
       </w:r>
     </w:p>
     <w:p>
@@ -157,12 +187,22 @@
     <w:p/>
     <w:p>
       <w:r>
+        <w:t>2.1. Удаление средствами системы</w:t>
+      </w:r>
+    </w:p>
+    <w:p>
+      <w:r>
         <w:t>Удаление — обратная последовательность тех же шагов, и выполнить её  должна сама система: раздел управления программами или деинсталлятор, положенный рядом с приложением. Он убирает файлы,  записи о себе  и  добавленные компоненты.</w:t>
       </w:r>
     </w:p>
     <w:p>
       <w:r>
         <w:t>Если вместо этого удалить папку программы, записи в системе останутся. Компьютер продолжит считать программу установленной, значки будут вести в пустоту, а типы файлов останутся привязанными к тому, чего уже нет. Со временем таких следов набирается много.</w:t>
+      </w:r>
+    </w:p>
+    <w:p>
+      <w:r>
+        <w:t>2.2. Что остаётся после удаления</w:t>
       </w:r>
     </w:p>
     <w:p>
